--- a/Documenten/Examen_Frontend_Wireframes.docx
+++ b/Documenten/Examen_Frontend_Wireframes.docx
@@ -12,7 +12,6 @@
           <w:lang w:val="nl-NL"/>
         </w:rPr>
       </w:pPr>
-      <w:proofErr w:type="spellStart"/>
       <w:r>
         <w:rPr>
           <w:b/>
@@ -22,7 +21,6 @@
         </w:rPr>
         <w:t>Wireframes</w:t>
       </w:r>
-      <w:proofErr w:type="spellEnd"/>
     </w:p>
     <w:p>
       <w:pPr>
@@ -34,57 +32,8 @@
         <w:rPr>
           <w:lang w:val="nl-NL"/>
         </w:rPr>
-        <w:t xml:space="preserve">Voor het ontwerp van de website zijn </w:t>
+        <w:t>Voor het ontwerp van de website zijn wireframes gebruikt om de indeling van de pagina's en de verschillende schermformaten weer te geven. De responsive ontwerpen/afbeeldingen van de website zijn hierbij gebruikt als wireframes. Deze laten zien hoe de website op verschillende schermformaten wordt opgebouwd.</w:t>
       </w:r>
-      <w:proofErr w:type="spellStart"/>
-      <w:r>
-        <w:rPr>
-          <w:lang w:val="nl-NL"/>
-        </w:rPr>
-        <w:t>wireframes</w:t>
-      </w:r>
-      <w:proofErr w:type="spellEnd"/>
-      <w:r>
-        <w:rPr>
-          <w:lang w:val="nl-NL"/>
-        </w:rPr>
-        <w:t xml:space="preserve"> gebruikt om de indeling van de pagina's en de verschillende schermformaten weer te geven. De </w:t>
-      </w:r>
-      <w:proofErr w:type="spellStart"/>
-      <w:r>
-        <w:rPr>
-          <w:lang w:val="nl-NL"/>
-        </w:rPr>
-        <w:t>responsive</w:t>
-      </w:r>
-      <w:proofErr w:type="spellEnd"/>
-      <w:r>
-        <w:rPr>
-          <w:lang w:val="nl-NL"/>
-        </w:rPr>
-        <w:t xml:space="preserve"> ontwerpen/afbeeldingen van de website zijn hierbij gebruikt als </w:t>
-      </w:r>
-      <w:proofErr w:type="spellStart"/>
-      <w:r>
-        <w:rPr>
-          <w:lang w:val="nl-NL"/>
-        </w:rPr>
-        <w:t>wireframes</w:t>
-      </w:r>
-      <w:proofErr w:type="spellEnd"/>
-      <w:r>
-        <w:rPr>
-          <w:lang w:val="nl-NL"/>
-        </w:rPr>
-        <w:t>. Deze laten zien hoe de website op verschillende schermformaten wordt opgebouwd.</w:t>
-      </w:r>
-    </w:p>
-    <w:p>
-      <w:pPr>
-        <w:rPr>
-          <w:lang w:val="nl-NL"/>
-        </w:rPr>
-      </w:pPr>
     </w:p>
     <w:p>
       <w:pPr>
@@ -146,6 +95,13 @@
           </wp:inline>
         </w:drawing>
       </w:r>
+    </w:p>
+    <w:p>
+      <w:pPr>
+        <w:rPr>
+          <w:lang w:val="nl-NL"/>
+        </w:rPr>
+      </w:pPr>
       <w:r>
         <w:rPr>
           <w:noProof/>
@@ -814,6 +770,7 @@
   <w:style w:type="character" w:default="1" w:styleId="DefaultParagraphFont">
     <w:name w:val="Default Paragraph Font"/>
     <w:uiPriority w:val="1"/>
+    <w:semiHidden/>
     <w:unhideWhenUsed/>
   </w:style>
   <w:style w:type="table" w:default="1" w:styleId="TableNormal">
